--- a/kikakusho/kikakusho-project/clients/新日本リプラス/out/絵コンテ_企画003_求人訴求_工場アルバイト_新日本リプラス.docx
+++ b/kikakusho/kikakusho-project/clients/新日本リプラス/out/絵コンテ_企画003_求人訴求_工場アルバイト_新日本リプラス.docx
@@ -29,7 +29,7 @@
           <w:sz w:val="28"/>
           <w:szCs w:val="28"/>
         </w:rPr>
-        <w:t xml:space="preserve">力仕事なし・夜勤なしの工場アルバイト</w:t>
+        <w:t xml:space="preserve">時給1,500円・力仕事なしの工場バイト</w:t>
       </w:r>
     </w:p>
     <w:p>
@@ -242,7 +242,7 @@
           <w:sz w:val="19"/>
           <w:szCs w:val="19"/>
         </w:rPr>
-        <w:t xml:space="preserve">1カット2〜3秒。テロップは大きく、1行で出す。最後に求人の案内を固定で出す。</w:t>
+        <w:t xml:space="preserve">1カット2〜3秒。数字は大きい文字で出す。最後に求人の案内を固定で出す。</w:t>
       </w:r>
     </w:p>
     <w:p>
@@ -271,7 +271,7 @@
           <w:sz w:val="20"/>
           <w:szCs w:val="20"/>
         </w:rPr>
-        <w:t xml:space="preserve">C-01　未経験から、工場で働いてみたい人!</w:t>
+        <w:t xml:space="preserve">C-01　時給1,500円。力仕事なし。夜勤なし。</w:t>
       </w:r>
     </w:p>
     <w:p>
@@ -284,7 +284,7 @@
           <w:sz w:val="20"/>
           <w:szCs w:val="20"/>
         </w:rPr>
-        <w:t xml:space="preserve">C-02　ちょっとだけ見てください</w:t>
+        <w:t xml:space="preserve">C-01　テロップ:時給1,500円</w:t>
       </w:r>
     </w:p>
     <w:p>
@@ -297,7 +297,7 @@
           <w:sz w:val="20"/>
           <w:szCs w:val="20"/>
         </w:rPr>
-        <w:t xml:space="preserve">C-03　プラスチックのリサイクル工場です</w:t>
+        <w:t xml:space="preserve">C-02　そんなバイト、あります</w:t>
       </w:r>
     </w:p>
     <w:p>
@@ -310,7 +310,7 @@
           <w:sz w:val="20"/>
           <w:szCs w:val="20"/>
         </w:rPr>
-        <w:t xml:space="preserve">C-04　回収したプラスチックを、機械で切って、細かくして、洗います</w:t>
+        <w:t xml:space="preserve">C-03　ここは、プラスチックのリサイクル工場</w:t>
       </w:r>
     </w:p>
     <w:p>
@@ -323,7 +323,7 @@
           <w:sz w:val="20"/>
           <w:szCs w:val="20"/>
         </w:rPr>
-        <w:t xml:space="preserve">C-05　再生原料のチップに変えるお仕事です</w:t>
+        <w:t xml:space="preserve">C-04　いらなくなったプラスチックを</w:t>
       </w:r>
     </w:p>
     <w:p>
@@ -336,7 +336,7 @@
           <w:sz w:val="20"/>
           <w:szCs w:val="20"/>
         </w:rPr>
-        <w:t xml:space="preserve">C-06　機械を使うので、力仕事はありません</w:t>
+        <w:t xml:space="preserve">C-05　機械で切って、細かくして、洗って。また原料に戻します</w:t>
       </w:r>
     </w:p>
     <w:p>
@@ -349,7 +349,7 @@
           <w:sz w:val="20"/>
           <w:szCs w:val="20"/>
         </w:rPr>
-        <w:t xml:space="preserve">C-06　テロップ:力仕事なし・夜勤なし</w:t>
+        <w:t xml:space="preserve">C-05　テロップ:ゴミ → 原料</w:t>
       </w:r>
     </w:p>
     <w:p>
@@ -362,7 +362,7 @@
           <w:sz w:val="20"/>
           <w:szCs w:val="20"/>
         </w:rPr>
-        <w:t xml:space="preserve">C-07　スタッフのほとんどが、未経験から始めています</w:t>
+        <w:t xml:space="preserve">C-06　動かすのは機械。だから力はいりません</w:t>
       </w:r>
     </w:p>
     <w:p>
@@ -375,7 +375,7 @@
           <w:sz w:val="20"/>
           <w:szCs w:val="20"/>
         </w:rPr>
-        <w:t xml:space="preserve">C-08　時給は1,500円</w:t>
+        <w:t xml:space="preserve">C-07　ほぼ全員、未経験から始めてます</w:t>
       </w:r>
     </w:p>
     <w:p>
@@ -388,7 +388,7 @@
           <w:sz w:val="20"/>
           <w:szCs w:val="20"/>
         </w:rPr>
-        <w:t xml:space="preserve">C-08　テロップ:時給1,500円</w:t>
+        <w:t xml:space="preserve">C-07　テロップ:スタッフのほぼ100%が未経験スタート</w:t>
       </w:r>
     </w:p>
     <w:p>
@@ -401,7 +401,33 @@
           <w:sz w:val="20"/>
           <w:szCs w:val="20"/>
         </w:rPr>
-        <w:t xml:space="preserve">C-09　週2・3日から。1日6時間からOK</w:t>
+        <w:t xml:space="preserve">C-08　週2・3日から、1日6時間からOK</w:t>
+      </w:r>
+    </w:p>
+    <w:p>
+      <w:pPr>
+        <w:spacing w:after="30" w:before="0"/>
+      </w:pPr>
+      <w:r>
+        <w:rPr>
+          <w:rFonts w:ascii="Noto Sans CJK JP" w:cs="Noto Sans CJK JP" w:eastAsia="Noto Sans CJK JP" w:hAnsi="Noto Sans CJK JP"/>
+          <w:sz w:val="20"/>
+          <w:szCs w:val="20"/>
+        </w:rPr>
+        <w:t xml:space="preserve">C-09　週5でフルに入れば、月24万円の例も</w:t>
+      </w:r>
+    </w:p>
+    <w:p>
+      <w:pPr>
+        <w:spacing w:after="30" w:before="0"/>
+      </w:pPr>
+      <w:r>
+        <w:rPr>
+          <w:rFonts w:ascii="Noto Sans CJK JP" w:cs="Noto Sans CJK JP" w:eastAsia="Noto Sans CJK JP" w:hAnsi="Noto Sans CJK JP"/>
+          <w:sz w:val="20"/>
+          <w:szCs w:val="20"/>
+        </w:rPr>
+        <w:t xml:space="preserve">C-09　テロップ:月24万円(週5・実働8時間の例)</w:t>
       </w:r>
     </w:p>
     <w:p>
@@ -440,7 +466,7 @@
           <w:sz w:val="20"/>
           <w:szCs w:val="20"/>
         </w:rPr>
-        <w:t xml:space="preserve">C-11　やる気次第で、最短1ヶ月で社員にもなれます</w:t>
+        <w:t xml:space="preserve">C-11　やる気次第で、最短1ヶ月で社員にも</w:t>
       </w:r>
     </w:p>
     <w:p>
@@ -453,7 +479,7 @@
           <w:sz w:val="20"/>
           <w:szCs w:val="20"/>
         </w:rPr>
-        <w:t xml:space="preserve">C-12　ちょっとでも興味があれば、プロフィールのリンクから!</w:t>
+        <w:t xml:space="preserve">C-12　未経験の人ほど、来てください。プロフィールのリンクから!</w:t>
       </w:r>
     </w:p>
     <w:p>
@@ -539,6 +565,19 @@
     </w:p>
     <w:p>
       <w:pPr>
+        <w:spacing w:after="40" w:before="0" w:line="260"/>
+      </w:pPr>
+      <w:r>
+        <w:rPr>
+          <w:rFonts w:ascii="Noto Sans CJK JP" w:cs="Noto Sans CJK JP" w:eastAsia="Noto Sans CJK JP" w:hAnsi="Noto Sans CJK JP"/>
+          <w:sz w:val="19"/>
+          <w:szCs w:val="19"/>
+        </w:rPr>
+        <w:t xml:space="preserve">・月収の例は原稿の計算(時給1,500円×8時間×週5日×4週)。「例」と必ず出す。</w:t>
+      </w:r>
+    </w:p>
+    <w:p>
+      <w:pPr>
         <w:keepNext/>
         <w:pageBreakBefore/>
         <w:spacing w:after="100" w:before="0"/>
@@ -551,7 +590,7 @@
           <w:sz w:val="22"/>
           <w:szCs w:val="22"/>
         </w:rPr>
-        <w:t xml:space="preserve">企画003 力仕事なし・夜勤なしの工場アルバイト C-01〜C-03</w:t>
+        <w:t xml:space="preserve">企画003 時給1,500円・力仕事なしの工場バイト C-01〜C-03</w:t>
       </w:r>
     </w:p>
     <w:tbl>
@@ -857,7 +896,22 @@
                 <w:sz w:val="22"/>
                 <w:szCs w:val="22"/>
               </w:rPr>
-              <w:t xml:space="preserve">セリフ:未経験から、工場で働いてみたい人!</w:t>
+              <w:t xml:space="preserve">セリフ:時給1,500円。力仕事なし。夜勤なし。</w:t>
+            </w:r>
+          </w:p>
+          <w:p>
+            <w:pPr>
+              <w:spacing w:after="40" w:before="0" w:line="280"/>
+            </w:pPr>
+            <w:r>
+              <w:rPr>
+                <w:rFonts w:ascii="Noto Sans CJK JP" w:cs="Noto Sans CJK JP" w:eastAsia="Noto Sans CJK JP" w:hAnsi="Noto Sans CJK JP"/>
+                <w:b/>
+                <w:bCs/>
+                <w:sz w:val="22"/>
+                <w:szCs w:val="22"/>
+              </w:rPr>
+              <w:t xml:space="preserve">テロップ:時給1,500円</w:t>
             </w:r>
           </w:p>
         </w:tc>
@@ -1130,7 +1184,7 @@
                 <w:sz w:val="20"/>
                 <w:szCs w:val="20"/>
               </w:rPr>
-              <w:t xml:space="preserve">セリフ:ちょっとだけ見てください</w:t>
+              <w:t xml:space="preserve">セリフ:そんなバイト、あります</w:t>
             </w:r>
           </w:p>
         </w:tc>
@@ -1403,7 +1457,7 @@
                 <w:sz w:val="20"/>
                 <w:szCs w:val="20"/>
               </w:rPr>
-              <w:t xml:space="preserve">セリフ:プラスチックのリサイクル工場です</w:t>
+              <w:t xml:space="preserve">セリフ:ここは、プラスチックのリサイクル工場</w:t>
             </w:r>
           </w:p>
         </w:tc>
@@ -1509,7 +1563,7 @@
           <w:sz w:val="22"/>
           <w:szCs w:val="22"/>
         </w:rPr>
-        <w:t xml:space="preserve">企画003 力仕事なし・夜勤なしの工場アルバイト C-04〜C-06</w:t>
+        <w:t xml:space="preserve">企画003 時給1,500円・力仕事なしの工場バイト C-04〜C-06</w:t>
       </w:r>
     </w:p>
     <w:tbl>
@@ -1758,7 +1812,7 @@
                 <w:sz w:val="20"/>
                 <w:szCs w:val="20"/>
               </w:rPr>
-              <w:t xml:space="preserve">場所:粉砕の機械の前</w:t>
+              <w:t xml:space="preserve">場所:回収品の置き場</w:t>
             </w:r>
           </w:p>
           <w:p>
@@ -1771,7 +1825,7 @@
                 <w:sz w:val="20"/>
                 <w:szCs w:val="20"/>
               </w:rPr>
-              <w:t xml:space="preserve">機械を手で示す。</w:t>
+              <w:t xml:space="preserve">使い終わったパレットを手で示す。</w:t>
             </w:r>
           </w:p>
           <w:p>
@@ -1815,7 +1869,7 @@
                 <w:sz w:val="20"/>
                 <w:szCs w:val="20"/>
               </w:rPr>
-              <w:t xml:space="preserve">セリフ:回収したプラスチックを、機械で切って、細かくして、洗います</w:t>
+              <w:t xml:space="preserve">セリフ:いらなくなったプラスチックを</w:t>
             </w:r>
           </w:p>
         </w:tc>
@@ -2044,7 +2098,7 @@
                 <w:sz w:val="20"/>
                 <w:szCs w:val="20"/>
               </w:rPr>
-              <w:t xml:space="preserve">チップを手にとって見せる。</w:t>
+              <w:t xml:space="preserve">チップを手ですくって見せる。</w:t>
             </w:r>
           </w:p>
           <w:p>
@@ -2088,7 +2142,22 @@
                 <w:sz w:val="20"/>
                 <w:szCs w:val="20"/>
               </w:rPr>
-              <w:t xml:space="preserve">セリフ:再生原料のチップに変えるお仕事です</w:t>
+              <w:t xml:space="preserve">セリフ:機械で切って、細かくして、洗って。また原料に戻します</w:t>
+            </w:r>
+          </w:p>
+          <w:p>
+            <w:pPr>
+              <w:spacing w:after="40" w:before="0" w:line="280"/>
+            </w:pPr>
+            <w:r>
+              <w:rPr>
+                <w:rFonts w:ascii="Noto Sans CJK JP" w:cs="Noto Sans CJK JP" w:eastAsia="Noto Sans CJK JP" w:hAnsi="Noto Sans CJK JP"/>
+                <w:b/>
+                <w:bCs/>
+                <w:sz w:val="22"/>
+                <w:szCs w:val="22"/>
+              </w:rPr>
+              <w:t xml:space="preserve">テロップ:ゴミ → 原料</w:t>
             </w:r>
           </w:p>
         </w:tc>
@@ -2304,7 +2373,7 @@
                 <w:sz w:val="20"/>
                 <w:szCs w:val="20"/>
               </w:rPr>
-              <w:t xml:space="preserve">場所:工場の中</w:t>
+              <w:t xml:space="preserve">場所:粉砕の機械の前</w:t>
             </w:r>
           </w:p>
           <w:p>
@@ -2361,22 +2430,7 @@
                 <w:sz w:val="20"/>
                 <w:szCs w:val="20"/>
               </w:rPr>
-              <w:t xml:space="preserve">セリフ:機械を使うので、力仕事はありません</w:t>
-            </w:r>
-          </w:p>
-          <w:p>
-            <w:pPr>
-              <w:spacing w:after="40" w:before="0" w:line="280"/>
-            </w:pPr>
-            <w:r>
-              <w:rPr>
-                <w:rFonts w:ascii="Noto Sans CJK JP" w:cs="Noto Sans CJK JP" w:eastAsia="Noto Sans CJK JP" w:hAnsi="Noto Sans CJK JP"/>
-                <w:b/>
-                <w:bCs/>
-                <w:sz w:val="22"/>
-                <w:szCs w:val="22"/>
-              </w:rPr>
-              <w:t xml:space="preserve">テロップ:力仕事なし・夜勤なし</w:t>
+              <w:t xml:space="preserve">セリフ:動かすのは機械。だから力はいりません</w:t>
             </w:r>
           </w:p>
         </w:tc>
@@ -2482,7 +2536,7 @@
           <w:sz w:val="22"/>
           <w:szCs w:val="22"/>
         </w:rPr>
-        <w:t xml:space="preserve">企画003 力仕事なし・夜勤なしの工場アルバイト C-07〜C-09</w:t>
+        <w:t xml:space="preserve">企画003 時給1,500円・力仕事なしの工場バイト C-07〜C-09</w:t>
       </w:r>
     </w:p>
     <w:tbl>
@@ -2788,7 +2842,22 @@
                 <w:sz w:val="20"/>
                 <w:szCs w:val="20"/>
               </w:rPr>
-              <w:t xml:space="preserve">セリフ:スタッフのほとんどが、未経験から始めています</w:t>
+              <w:t xml:space="preserve">セリフ:ほぼ全員、未経験から始めてます</w:t>
+            </w:r>
+          </w:p>
+          <w:p>
+            <w:pPr>
+              <w:spacing w:after="40" w:before="0" w:line="280"/>
+            </w:pPr>
+            <w:r>
+              <w:rPr>
+                <w:rFonts w:ascii="Noto Sans CJK JP" w:cs="Noto Sans CJK JP" w:eastAsia="Noto Sans CJK JP" w:hAnsi="Noto Sans CJK JP"/>
+                <w:b/>
+                <w:bCs/>
+                <w:sz w:val="22"/>
+                <w:szCs w:val="22"/>
+              </w:rPr>
+              <w:t xml:space="preserve">テロップ:スタッフのほぼ100%が未経験スタート</w:t>
             </w:r>
           </w:p>
         </w:tc>
@@ -3031,7 +3100,7 @@
                 <w:sz w:val="18"/>
                 <w:szCs w:val="18"/>
               </w:rPr>
-              <w:t xml:space="preserve">参考動画 0:08</w:t>
+              <w:t xml:space="preserve">参考動画 0:20</w:t>
             </w:r>
           </w:p>
           <w:p>
@@ -3061,22 +3130,7 @@
                 <w:sz w:val="20"/>
                 <w:szCs w:val="20"/>
               </w:rPr>
-              <w:t xml:space="preserve">セリフ:時給は1,500円</w:t>
-            </w:r>
-          </w:p>
-          <w:p>
-            <w:pPr>
-              <w:spacing w:after="40" w:before="0" w:line="280"/>
-            </w:pPr>
-            <w:r>
-              <w:rPr>
-                <w:rFonts w:ascii="Noto Sans CJK JP" w:cs="Noto Sans CJK JP" w:eastAsia="Noto Sans CJK JP" w:hAnsi="Noto Sans CJK JP"/>
-                <w:b/>
-                <w:bCs/>
-                <w:sz w:val="22"/>
-                <w:szCs w:val="22"/>
-              </w:rPr>
-              <w:t xml:space="preserve">テロップ:時給1,500円</w:t>
+              <w:t xml:space="preserve">セリフ:週2・3日から、1日6時間からOK</w:t>
             </w:r>
           </w:p>
         </w:tc>
@@ -3305,7 +3359,7 @@
                 <w:sz w:val="20"/>
                 <w:szCs w:val="20"/>
               </w:rPr>
-              <w:t xml:space="preserve">カレンダーを指さす。</w:t>
+              <w:t xml:space="preserve">指で数を示す。</w:t>
             </w:r>
           </w:p>
           <w:p>
@@ -3319,7 +3373,7 @@
                 <w:sz w:val="18"/>
                 <w:szCs w:val="18"/>
               </w:rPr>
-              <w:t xml:space="preserve">参考動画 0:20</w:t>
+              <w:t xml:space="preserve">参考動画 0:08</w:t>
             </w:r>
           </w:p>
           <w:p>
@@ -3349,7 +3403,22 @@
                 <w:sz w:val="20"/>
                 <w:szCs w:val="20"/>
               </w:rPr>
-              <w:t xml:space="preserve">セリフ:週2・3日から。1日6時間からOK</w:t>
+              <w:t xml:space="preserve">セリフ:週5でフルに入れば、月24万円の例も</w:t>
+            </w:r>
+          </w:p>
+          <w:p>
+            <w:pPr>
+              <w:spacing w:after="40" w:before="0" w:line="280"/>
+            </w:pPr>
+            <w:r>
+              <w:rPr>
+                <w:rFonts w:ascii="Noto Sans CJK JP" w:cs="Noto Sans CJK JP" w:eastAsia="Noto Sans CJK JP" w:hAnsi="Noto Sans CJK JP"/>
+                <w:b/>
+                <w:bCs/>
+                <w:sz w:val="22"/>
+                <w:szCs w:val="22"/>
+              </w:rPr>
+              <w:t xml:space="preserve">テロップ:月24万円(週5・実働8時間の例)</w:t>
             </w:r>
           </w:p>
         </w:tc>
@@ -3455,7 +3524,7 @@
           <w:sz w:val="22"/>
           <w:szCs w:val="22"/>
         </w:rPr>
-        <w:t xml:space="preserve">企画003 力仕事なし・夜勤なしの工場アルバイト C-10〜C-12</w:t>
+        <w:t xml:space="preserve">企画003 時給1,500円・力仕事なしの工場バイト C-10〜C-12</w:t>
       </w:r>
     </w:p>
     <w:tbl>
@@ -4049,7 +4118,7 @@
                 <w:sz w:val="20"/>
                 <w:szCs w:val="20"/>
               </w:rPr>
-              <w:t xml:space="preserve">セリフ:やる気次第で、最短1ヶ月で社員にもなれます</w:t>
+              <w:t xml:space="preserve">セリフ:やる気次第で、最短1ヶ月で社員にも</w:t>
             </w:r>
           </w:p>
         </w:tc>
@@ -4322,7 +4391,7 @@
                 <w:sz w:val="22"/>
                 <w:szCs w:val="22"/>
               </w:rPr>
-              <w:t xml:space="preserve">セリフ:ちょっとでも興味があれば、プロフィールのリンクから!</w:t>
+              <w:t xml:space="preserve">セリフ:未経験の人ほど、来てください。プロフィールのリンクから!</w:t>
             </w:r>
           </w:p>
         </w:tc>
